--- a/prompts claude ai.docx
+++ b/prompts claude ai.docx
@@ -711,49 +711,21 @@
         <w:rPr>
           <w:strike/>
         </w:rPr>
-        <w:t>="</w:t>
-      </w:r>
-      <w:proofErr w:type="gramStart"/>
-      <w:r>
-        <w:rPr>
-          <w:strike/>
-        </w:rPr>
-        <w:t xml:space="preserve">{{ </w:t>
-      </w:r>
-      <w:proofErr w:type="spellStart"/>
-      <w:r>
-        <w:rPr>
-          <w:strike/>
-        </w:rPr>
-        <w:t>csrf</w:t>
-      </w:r>
-      <w:proofErr w:type="gramEnd"/>
-      <w:r>
-        <w:rPr>
-          <w:strike/>
-        </w:rPr>
-        <w:t>_</w:t>
-      </w:r>
-      <w:proofErr w:type="gramStart"/>
-      <w:r>
-        <w:rPr>
-          <w:strike/>
-        </w:rPr>
-        <w:t>token</w:t>
-      </w:r>
-      <w:proofErr w:type="spellEnd"/>
-      <w:r>
-        <w:rPr>
-          <w:strike/>
-        </w:rPr>
-        <w:t>() }}"</w:t>
-      </w:r>
-      <w:proofErr w:type="gramEnd"/>
-      <w:r>
-        <w:rPr>
-          <w:strike/>
-        </w:rPr>
-        <w:t>&gt;</w:t>
+        <w:t xml:space="preserve">="{{ </w:t>
+      </w:r>
+      <w:proofErr w:type="spellStart"/>
+      <w:r>
+        <w:rPr>
+          <w:strike/>
+        </w:rPr>
+        <w:t>csrf_token</w:t>
+      </w:r>
+      <w:proofErr w:type="spellEnd"/>
+      <w:r>
+        <w:rPr>
+          <w:strike/>
+        </w:rPr>
+        <w:t>() }}"&gt;</w:t>
       </w:r>
     </w:p>
     <w:p>
@@ -820,7 +792,6 @@
         <w:t xml:space="preserve"> </w:t>
       </w:r>
       <w:proofErr w:type="spellStart"/>
-      <w:proofErr w:type="gramStart"/>
       <w:r>
         <w:rPr>
           <w:strike/>
@@ -835,7 +806,6 @@
         <w:t>(</w:t>
       </w:r>
       <w:proofErr w:type="spellStart"/>
-      <w:proofErr w:type="gramEnd"/>
       <w:r>
         <w:rPr>
           <w:strike/>
@@ -883,19 +853,11 @@
           <w:strike/>
         </w:rPr>
       </w:pPr>
-      <w:proofErr w:type="gramStart"/>
-      <w:r>
-        <w:rPr>
-          <w:strike/>
-        </w:rPr>
-        <w:t>jinja2.exceptions.UndefinedError</w:t>
-      </w:r>
-      <w:proofErr w:type="gramEnd"/>
-      <w:r>
-        <w:rPr>
-          <w:strike/>
-        </w:rPr>
-        <w:t>: '</w:t>
+      <w:r>
+        <w:rPr>
+          <w:strike/>
+        </w:rPr>
+        <w:t>jinja2.exceptions.UndefinedError: '</w:t>
       </w:r>
       <w:proofErr w:type="spellStart"/>
       <w:r>
@@ -1011,7 +973,6 @@
         <w:t xml:space="preserve"> </w:t>
       </w:r>
       <w:proofErr w:type="spellStart"/>
-      <w:proofErr w:type="gramStart"/>
       <w:r>
         <w:rPr>
           <w:strike/>
@@ -1026,7 +987,6 @@
         <w:t>(</w:t>
       </w:r>
       <w:proofErr w:type="spellStart"/>
-      <w:proofErr w:type="gramEnd"/>
       <w:r>
         <w:rPr>
           <w:strike/>
@@ -1074,19 +1034,11 @@
           <w:strike/>
         </w:rPr>
       </w:pPr>
-      <w:proofErr w:type="gramStart"/>
-      <w:r>
-        <w:rPr>
-          <w:strike/>
-        </w:rPr>
-        <w:t>jinja2.exceptions.UndefinedError</w:t>
-      </w:r>
-      <w:proofErr w:type="gramEnd"/>
-      <w:r>
-        <w:rPr>
-          <w:strike/>
-        </w:rPr>
-        <w:t>: '</w:t>
+      <w:r>
+        <w:rPr>
+          <w:strike/>
+        </w:rPr>
+        <w:t>jinja2.exceptions.UndefinedError: '</w:t>
       </w:r>
       <w:proofErr w:type="spellStart"/>
       <w:r>
@@ -1427,53 +1379,20 @@
         <w:pStyle w:val="Ttulo2"/>
       </w:pPr>
       <w:r>
-        <w:t xml:space="preserve">Cambios </w:t>
-      </w:r>
-      <w:proofErr w:type="spellStart"/>
-      <w:r>
-        <w:t>login</w:t>
-      </w:r>
-      <w:proofErr w:type="spellEnd"/>
-    </w:p>
-    <w:p>
-      <w:pPr>
-        <w:rPr>
-          <w:strike/>
-        </w:rPr>
-      </w:pPr>
-      <w:r>
-        <w:rPr>
-          <w:strike/>
-        </w:rPr>
-        <w:t xml:space="preserve">En la pantalla de Acceso, el </w:t>
-      </w:r>
-      <w:proofErr w:type="spellStart"/>
-      <w:r>
-        <w:rPr>
-          <w:strike/>
-        </w:rPr>
-        <w:t>login</w:t>
-      </w:r>
-      <w:proofErr w:type="spellEnd"/>
-      <w:r>
-        <w:rPr>
-          <w:strike/>
-        </w:rPr>
-        <w:t xml:space="preserve">, sacar más arriba, más cerca de la barra de menú superior la ventana de </w:t>
-      </w:r>
-      <w:proofErr w:type="spellStart"/>
-      <w:r>
-        <w:rPr>
-          <w:strike/>
-        </w:rPr>
-        <w:t>login</w:t>
-      </w:r>
-      <w:proofErr w:type="spellEnd"/>
-      <w:r>
-        <w:rPr>
-          <w:strike/>
-        </w:rPr>
-        <w:t>.</w:t>
+        <w:t>Cambios login</w:t>
+      </w:r>
+    </w:p>
+    <w:p>
+      <w:pPr>
+        <w:rPr>
+          <w:strike/>
+        </w:rPr>
+      </w:pPr>
+      <w:r>
+        <w:rPr>
+          <w:strike/>
+        </w:rPr>
+        <w:t>En la pantalla de Acceso, el login, sacar más arriba, más cerca de la barra de menú superior la ventana de login.</w:t>
       </w:r>
     </w:p>
     <w:p>
@@ -1611,86 +1530,162 @@
       </w:r>
     </w:p>
     <w:p>
-      <w:r>
+      <w:pPr>
+        <w:rPr>
+          <w:strike/>
+        </w:rPr>
+      </w:pPr>
+      <w:r>
+        <w:rPr>
+          <w:strike/>
+        </w:rPr>
         <w:t>Con el proyecto Python adjunto y con la base de datos, u</w:t>
       </w:r>
       <w:r>
+        <w:rPr>
+          <w:strike/>
+        </w:rPr>
         <w:t>sar la tabla personas</w:t>
       </w:r>
       <w:r>
+        <w:rPr>
+          <w:strike/>
+        </w:rPr>
         <w:t>,</w:t>
       </w:r>
       <w:r>
+        <w:rPr>
+          <w:strike/>
+        </w:rPr>
         <w:t xml:space="preserve"> </w:t>
       </w:r>
       <w:r>
+        <w:rPr>
+          <w:strike/>
+        </w:rPr>
         <w:t xml:space="preserve">añadiéndole la columna apellidos que falta, </w:t>
       </w:r>
       <w:r>
+        <w:rPr>
+          <w:strike/>
+        </w:rPr>
         <w:t xml:space="preserve">en lugar de la tabla contactos, adaptar todos los procesos, incluido el importar, para que todo lo que se hacía con la tabla contactos, ahora se haga con la tabla personas. Tiene como clave </w:t>
       </w:r>
       <w:proofErr w:type="spellStart"/>
       <w:r>
+        <w:rPr>
+          <w:strike/>
+        </w:rPr>
         <w:t>UsuarioId</w:t>
       </w:r>
       <w:proofErr w:type="spellEnd"/>
       <w:r>
+        <w:rPr>
+          <w:strike/>
+        </w:rPr>
         <w:t xml:space="preserve">, identificación del usuario que crea los usuarios. Migrar los contactos actuales a personas, ponerles el </w:t>
       </w:r>
       <w:proofErr w:type="spellStart"/>
       <w:r>
+        <w:rPr>
+          <w:strike/>
+        </w:rPr>
         <w:t>UsuarioId</w:t>
       </w:r>
       <w:proofErr w:type="spellEnd"/>
       <w:r>
+        <w:rPr>
+          <w:strike/>
+        </w:rPr>
         <w:t xml:space="preserve"> de javi en la migración y usar para que sea el usuario de alta el que pueda ver, dar de alta y realizar edición y borrado de sus usuarios usando la variable </w:t>
       </w:r>
       <w:proofErr w:type="spellStart"/>
       <w:r>
+        <w:rPr>
+          <w:strike/>
+        </w:rPr>
         <w:t>UsuarioId</w:t>
       </w:r>
       <w:proofErr w:type="spellEnd"/>
       <w:r>
+        <w:rPr>
+          <w:strike/>
+        </w:rPr>
         <w:t xml:space="preserve"> de Personas. Informar los campos de autoría </w:t>
       </w:r>
       <w:proofErr w:type="spellStart"/>
       <w:r>
+        <w:rPr>
+          <w:strike/>
+        </w:rPr>
         <w:t>usuario_alta</w:t>
       </w:r>
       <w:proofErr w:type="spellEnd"/>
       <w:r>
+        <w:rPr>
+          <w:strike/>
+        </w:rPr>
         <w:t xml:space="preserve"> y </w:t>
       </w:r>
       <w:proofErr w:type="spellStart"/>
       <w:r>
+        <w:rPr>
+          <w:strike/>
+        </w:rPr>
         <w:t>fecha_alta</w:t>
       </w:r>
       <w:proofErr w:type="spellEnd"/>
       <w:r>
+        <w:rPr>
+          <w:strike/>
+        </w:rPr>
         <w:t xml:space="preserve"> cuando se dé de alta y lo mismo para la modificación y baja cuando se hagan modificaciones y se dé de baja.</w:t>
       </w:r>
     </w:p>
     <w:p>
-      <w:r>
+      <w:pPr>
+        <w:rPr>
+          <w:strike/>
+        </w:rPr>
+      </w:pPr>
+      <w:r>
+        <w:rPr>
+          <w:strike/>
+        </w:rPr>
         <w:t xml:space="preserve">Lo mismo con la tabla </w:t>
       </w:r>
       <w:proofErr w:type="spellStart"/>
       <w:r>
+        <w:rPr>
+          <w:strike/>
+        </w:rPr>
         <w:t>Rel_contacto_etiqueta</w:t>
       </w:r>
       <w:proofErr w:type="spellEnd"/>
       <w:r>
+        <w:rPr>
+          <w:strike/>
+        </w:rPr>
         <w:t xml:space="preserve">, dejará de usarse y se debe usar la tabla </w:t>
       </w:r>
       <w:proofErr w:type="spellStart"/>
       <w:r>
+        <w:rPr>
+          <w:strike/>
+        </w:rPr>
         <w:t>Rel_persona_etiqueta</w:t>
       </w:r>
       <w:proofErr w:type="spellEnd"/>
       <w:r>
+        <w:rPr>
+          <w:strike/>
+        </w:rPr>
         <w:t xml:space="preserve">. Realizando el tratamiento similar al que se indica con la tabla personas, </w:t>
       </w:r>
       <w:r>
+        <w:rPr>
+          <w:strike/>
+        </w:rPr>
         <w:t>informando los campos de auditoría cuando se realice el alta, modificación o baja.</w:t>
       </w:r>
     </w:p>
@@ -1706,11 +1701,13 @@
     <w:p>
       <w:pPr>
         <w:rPr>
+          <w:strike/>
           <w:color w:val="EE0000"/>
         </w:rPr>
       </w:pPr>
       <w:r>
         <w:rPr>
+          <w:strike/>
           <w:color w:val="EE0000"/>
         </w:rPr>
         <w:t xml:space="preserve">Volver a migrar de la </w:t>
@@ -1718,6 +1715,7 @@
       <w:proofErr w:type="spellStart"/>
       <w:r>
         <w:rPr>
+          <w:strike/>
           <w:color w:val="EE0000"/>
         </w:rPr>
         <w:t>bd</w:t>
@@ -1725,15 +1723,739 @@
       <w:proofErr w:type="spellEnd"/>
       <w:r>
         <w:rPr>
+          <w:strike/>
           <w:color w:val="EE0000"/>
         </w:rPr>
         <w:t xml:space="preserve"> anterior a la nueva</w:t>
       </w:r>
     </w:p>
     <w:p/>
-    <w:p/>
-    <w:p>
-      <w:pPr>
+    <w:p>
+      <w:pPr>
+        <w:pStyle w:val="Ttulo1"/>
+      </w:pPr>
+      <w:r>
+        <w:t>5) 25 marzo 2026 – Correcciones manuales</w:t>
+      </w:r>
+    </w:p>
+    <w:p>
+      <w:pPr>
+        <w:pStyle w:val="Ttulo2"/>
+      </w:pPr>
+      <w:r>
+        <w:t>Componentes modificados:</w:t>
+      </w:r>
+    </w:p>
+    <w:p>
+      <w:pPr>
+        <w:spacing w:after="0"/>
+        <w:rPr>
+          <w:strike/>
+          <w:color w:val="FF0000"/>
+        </w:rPr>
+      </w:pPr>
+      <w:r>
+        <w:rPr>
+          <w:strike/>
+          <w:color w:val="FF0000"/>
+        </w:rPr>
+        <w:t>Documento Word Prompt.</w:t>
+      </w:r>
+    </w:p>
+    <w:p>
+      <w:pPr>
+        <w:spacing w:after="0"/>
+        <w:rPr>
+          <w:strike/>
+          <w:color w:val="FF0000"/>
+        </w:rPr>
+      </w:pPr>
+      <w:proofErr w:type="spellStart"/>
+      <w:r>
+        <w:rPr>
+          <w:strike/>
+          <w:color w:val="FF0000"/>
+        </w:rPr>
+        <w:t>App.Etiquetas.Routes</w:t>
+      </w:r>
+      <w:proofErr w:type="spellEnd"/>
+      <w:r>
+        <w:rPr>
+          <w:strike/>
+          <w:color w:val="FF0000"/>
+        </w:rPr>
+        <w:t xml:space="preserve">  -&gt;  Corregido error '</w:t>
+      </w:r>
+      <w:proofErr w:type="spellStart"/>
+      <w:r>
+        <w:rPr>
+          <w:strike/>
+          <w:color w:val="FF0000"/>
+        </w:rPr>
+        <w:t>Rel_contacto_etiqueta</w:t>
+      </w:r>
+      <w:proofErr w:type="spellEnd"/>
+      <w:r>
+        <w:rPr>
+          <w:strike/>
+          <w:color w:val="FF0000"/>
+        </w:rPr>
+        <w:t>'</w:t>
+      </w:r>
+    </w:p>
+    <w:p>
+      <w:pPr>
+        <w:spacing w:after="0"/>
+        <w:rPr>
+          <w:strike/>
+          <w:color w:val="FF0000"/>
+        </w:rPr>
+      </w:pPr>
+      <w:proofErr w:type="spellStart"/>
+      <w:r>
+        <w:rPr>
+          <w:strike/>
+          <w:color w:val="FF0000"/>
+        </w:rPr>
+        <w:t>App.Contactos</w:t>
+      </w:r>
+      <w:proofErr w:type="spellEnd"/>
+      <w:r>
+        <w:rPr>
+          <w:strike/>
+          <w:color w:val="FF0000"/>
+        </w:rPr>
+        <w:t xml:space="preserve"> -&gt; modificado forms.py / models.py / routes.py</w:t>
+      </w:r>
+    </w:p>
+    <w:p>
+      <w:pPr>
+        <w:spacing w:after="0"/>
+        <w:rPr>
+          <w:strike/>
+          <w:color w:val="FF0000"/>
+        </w:rPr>
+      </w:pPr>
+      <w:proofErr w:type="spellStart"/>
+      <w:r>
+        <w:rPr>
+          <w:strike/>
+          <w:color w:val="FF0000"/>
+        </w:rPr>
+        <w:t>Templates</w:t>
+      </w:r>
+      <w:proofErr w:type="spellEnd"/>
+      <w:r>
+        <w:rPr>
+          <w:strike/>
+          <w:color w:val="FF0000"/>
+        </w:rPr>
+        <w:t xml:space="preserve"> -&gt; contactos </w:t>
+      </w:r>
+    </w:p>
+    <w:p>
+      <w:pPr>
+        <w:spacing w:after="0"/>
+      </w:pPr>
+    </w:p>
+    <w:p>
+      <w:pPr>
+        <w:pStyle w:val="Ttulo2"/>
+      </w:pPr>
+      <w:r>
+        <w:t>Corregir error</w:t>
+      </w:r>
+    </w:p>
+    <w:p>
+      <w:pPr>
+        <w:spacing w:after="0"/>
+        <w:rPr>
+          <w:strike/>
+        </w:rPr>
+      </w:pPr>
+      <w:proofErr w:type="spellStart"/>
+      <w:r>
+        <w:rPr>
+          <w:strike/>
+        </w:rPr>
+        <w:t>ImportError</w:t>
+      </w:r>
+      <w:proofErr w:type="spellEnd"/>
+      <w:r>
+        <w:rPr>
+          <w:strike/>
+        </w:rPr>
+        <w:t xml:space="preserve">: </w:t>
+      </w:r>
+      <w:proofErr w:type="spellStart"/>
+      <w:r>
+        <w:rPr>
+          <w:strike/>
+        </w:rPr>
+        <w:t>cannot</w:t>
+      </w:r>
+      <w:proofErr w:type="spellEnd"/>
+      <w:r>
+        <w:rPr>
+          <w:strike/>
+        </w:rPr>
+        <w:t xml:space="preserve"> </w:t>
+      </w:r>
+      <w:proofErr w:type="spellStart"/>
+      <w:r>
+        <w:rPr>
+          <w:strike/>
+        </w:rPr>
+        <w:t>import</w:t>
+      </w:r>
+      <w:proofErr w:type="spellEnd"/>
+      <w:r>
+        <w:rPr>
+          <w:strike/>
+        </w:rPr>
+        <w:t xml:space="preserve"> </w:t>
+      </w:r>
+      <w:proofErr w:type="spellStart"/>
+      <w:r>
+        <w:rPr>
+          <w:strike/>
+        </w:rPr>
+        <w:t>name</w:t>
+      </w:r>
+      <w:proofErr w:type="spellEnd"/>
+      <w:r>
+        <w:rPr>
+          <w:strike/>
+        </w:rPr>
+        <w:t xml:space="preserve"> '</w:t>
+      </w:r>
+      <w:proofErr w:type="spellStart"/>
+      <w:r>
+        <w:rPr>
+          <w:strike/>
+        </w:rPr>
+        <w:t>Rel_contacto_etiqueta</w:t>
+      </w:r>
+      <w:proofErr w:type="spellEnd"/>
+      <w:r>
+        <w:rPr>
+          <w:strike/>
+        </w:rPr>
+        <w:t xml:space="preserve">' </w:t>
+      </w:r>
+      <w:proofErr w:type="spellStart"/>
+      <w:r>
+        <w:rPr>
+          <w:strike/>
+        </w:rPr>
+        <w:t>from</w:t>
+      </w:r>
+      <w:proofErr w:type="spellEnd"/>
+      <w:r>
+        <w:rPr>
+          <w:strike/>
+        </w:rPr>
+        <w:t xml:space="preserve"> '</w:t>
+      </w:r>
+      <w:proofErr w:type="spellStart"/>
+      <w:r>
+        <w:rPr>
+          <w:strike/>
+        </w:rPr>
+        <w:t>app.contactos.models</w:t>
+      </w:r>
+      <w:proofErr w:type="spellEnd"/>
+      <w:r>
+        <w:rPr>
+          <w:strike/>
+        </w:rPr>
+        <w:t>'</w:t>
+      </w:r>
+    </w:p>
+    <w:p>
+      <w:pPr>
+        <w:spacing w:after="0"/>
+        <w:rPr>
+          <w:strike/>
+        </w:rPr>
+      </w:pPr>
+      <w:r>
+        <w:rPr>
+          <w:strike/>
+        </w:rPr>
+        <w:t xml:space="preserve">En </w:t>
+      </w:r>
+      <w:proofErr w:type="spellStart"/>
+      <w:r>
+        <w:rPr>
+          <w:strike/>
+        </w:rPr>
+        <w:t>FormContacto</w:t>
+      </w:r>
+      <w:proofErr w:type="spellEnd"/>
+      <w:r>
+        <w:rPr>
+          <w:strike/>
+        </w:rPr>
+        <w:t xml:space="preserve"> se sigue usando apellidos, que se ha eliminado de la base de datos, debe cambiarse por nombre.</w:t>
+      </w:r>
+    </w:p>
+    <w:p>
+      <w:pPr>
+        <w:spacing w:after="0"/>
+      </w:pPr>
+    </w:p>
+    <w:p>
+      <w:pPr>
+        <w:pStyle w:val="Ttulo2"/>
+      </w:pPr>
+      <w:r>
+        <w:lastRenderedPageBreak/>
+        <w:t xml:space="preserve">Añadir </w:t>
+      </w:r>
+      <w:r>
+        <w:t>Usuarios</w:t>
+      </w:r>
+    </w:p>
+    <w:p>
+      <w:pPr>
+        <w:spacing w:after="0"/>
+        <w:rPr>
+          <w:strike/>
+        </w:rPr>
+      </w:pPr>
+      <w:r>
+        <w:rPr>
+          <w:strike/>
+        </w:rPr>
+        <w:t xml:space="preserve">Cambiar columna </w:t>
+      </w:r>
+      <w:proofErr w:type="spellStart"/>
+      <w:r>
+        <w:rPr>
+          <w:strike/>
+          <w:u w:val="single"/>
+        </w:rPr>
+        <w:t>username</w:t>
+      </w:r>
+      <w:proofErr w:type="spellEnd"/>
+      <w:r>
+        <w:rPr>
+          <w:strike/>
+        </w:rPr>
+        <w:t xml:space="preserve"> por </w:t>
+      </w:r>
+      <w:r>
+        <w:rPr>
+          <w:strike/>
+          <w:u w:val="single"/>
+        </w:rPr>
+        <w:t>usuario</w:t>
+      </w:r>
+      <w:r>
+        <w:rPr>
+          <w:strike/>
+        </w:rPr>
+        <w:t>.</w:t>
+      </w:r>
+    </w:p>
+    <w:p>
+      <w:pPr>
+        <w:spacing w:after="0"/>
+      </w:pPr>
+    </w:p>
+    <w:p>
+      <w:pPr>
+        <w:pStyle w:val="Ttulo2"/>
+      </w:pPr>
+      <w:r>
+        <w:t>Contactos =&gt;  Personas</w:t>
+      </w:r>
+    </w:p>
+    <w:p>
+      <w:pPr>
+        <w:spacing w:after="0"/>
+        <w:rPr>
+          <w:strike/>
+        </w:rPr>
+      </w:pPr>
+      <w:r>
+        <w:rPr>
+          <w:strike/>
+        </w:rPr>
+        <w:t>Cambiar directorio y ficheros contactos por personas.</w:t>
+      </w:r>
+    </w:p>
+    <w:p>
+      <w:pPr>
+        <w:spacing w:after="0"/>
+        <w:rPr>
+          <w:strike/>
+        </w:rPr>
+      </w:pPr>
+      <w:r>
+        <w:rPr>
+          <w:strike/>
+        </w:rPr>
+        <w:t xml:space="preserve">Cambios tabla Personas: </w:t>
+      </w:r>
+    </w:p>
+    <w:p>
+      <w:pPr>
+        <w:spacing w:after="0"/>
+        <w:rPr>
+          <w:strike/>
+        </w:rPr>
+      </w:pPr>
+      <w:r>
+        <w:rPr>
+          <w:strike/>
+        </w:rPr>
+        <w:tab/>
+        <w:t>Apodo = nombre</w:t>
+      </w:r>
+      <w:r>
+        <w:rPr>
+          <w:strike/>
+        </w:rPr>
+        <w:t xml:space="preserve">     Ej. Javi (BBVA)</w:t>
+      </w:r>
+    </w:p>
+    <w:p>
+      <w:pPr>
+        <w:spacing w:after="0"/>
+        <w:rPr>
+          <w:strike/>
+        </w:rPr>
+      </w:pPr>
+      <w:r>
+        <w:rPr>
+          <w:strike/>
+        </w:rPr>
+        <w:tab/>
+        <w:t>Nombre = nombre completo, nombre y apellidos</w:t>
+      </w:r>
+      <w:r>
+        <w:rPr>
+          <w:strike/>
+        </w:rPr>
+        <w:t xml:space="preserve"> = “Apellidos”</w:t>
+      </w:r>
+    </w:p>
+    <w:p>
+      <w:pPr>
+        <w:spacing w:after="0"/>
+        <w:rPr>
+          <w:strike/>
+        </w:rPr>
+      </w:pPr>
+      <w:r>
+        <w:rPr>
+          <w:strike/>
+        </w:rPr>
+        <w:t xml:space="preserve">En </w:t>
+      </w:r>
+      <w:proofErr w:type="spellStart"/>
+      <w:r>
+        <w:rPr>
+          <w:strike/>
+        </w:rPr>
+        <w:t>formContacto</w:t>
+      </w:r>
+      <w:proofErr w:type="spellEnd"/>
+    </w:p>
+    <w:p>
+      <w:pPr>
+        <w:spacing w:after="0"/>
+        <w:rPr>
+          <w:strike/>
+        </w:rPr>
+      </w:pPr>
+      <w:r>
+        <w:rPr>
+          <w:strike/>
+        </w:rPr>
+        <w:tab/>
+        <w:t>Cambiar nombre por apodo</w:t>
+      </w:r>
+    </w:p>
+    <w:p>
+      <w:pPr>
+        <w:spacing w:after="0"/>
+        <w:rPr>
+          <w:strike/>
+        </w:rPr>
+      </w:pPr>
+      <w:r>
+        <w:rPr>
+          <w:strike/>
+        </w:rPr>
+        <w:tab/>
+        <w:t>Cambiar apellidos por nombre</w:t>
+      </w:r>
+    </w:p>
+    <w:p>
+      <w:pPr>
+        <w:spacing w:after="0"/>
+      </w:pPr>
+    </w:p>
+    <w:p>
+      <w:pPr>
+        <w:pStyle w:val="Ttulo2"/>
+      </w:pPr>
+      <w:r>
+        <w:t>Cambios</w:t>
+      </w:r>
+    </w:p>
+    <w:p>
+      <w:pPr>
+        <w:pStyle w:val="Prrafodelista"/>
+        <w:numPr>
+          <w:ilvl w:val="0"/>
+          <w:numId w:val="4"/>
+        </w:numPr>
+        <w:spacing w:after="0"/>
+        <w:ind w:left="284" w:hanging="218"/>
+        <w:rPr>
+          <w:strike/>
+        </w:rPr>
+      </w:pPr>
+      <w:r>
+        <w:rPr>
+          <w:strike/>
+        </w:rPr>
+        <w:t xml:space="preserve">Alta de usuario, al dar a enviar no funciona, no hace nada. En el log sale </w:t>
+      </w:r>
+      <w:proofErr w:type="spellStart"/>
+      <w:r>
+        <w:rPr>
+          <w:strike/>
+        </w:rPr>
+        <w:t>Detected</w:t>
+      </w:r>
+      <w:proofErr w:type="spellEnd"/>
+      <w:r>
+        <w:rPr>
+          <w:strike/>
+        </w:rPr>
+        <w:t xml:space="preserve"> </w:t>
+      </w:r>
+      <w:proofErr w:type="spellStart"/>
+      <w:r>
+        <w:rPr>
+          <w:strike/>
+        </w:rPr>
+        <w:t>change</w:t>
+      </w:r>
+      <w:proofErr w:type="spellEnd"/>
+      <w:r>
+        <w:rPr>
+          <w:strike/>
+        </w:rPr>
+        <w:t xml:space="preserve"> in 'D:\\Python\\venv\\Lib\\site-packages\\sqlalchemy\\orm\\state_changes.py', </w:t>
+      </w:r>
+      <w:proofErr w:type="spellStart"/>
+      <w:r>
+        <w:rPr>
+          <w:strike/>
+        </w:rPr>
+        <w:t>reloading</w:t>
+      </w:r>
+      <w:proofErr w:type="spellEnd"/>
+      <w:r>
+        <w:rPr>
+          <w:strike/>
+        </w:rPr>
+        <w:t xml:space="preserve"> y también </w:t>
+      </w:r>
+      <w:proofErr w:type="spellStart"/>
+      <w:r>
+        <w:rPr>
+          <w:strike/>
+        </w:rPr>
+        <w:t>Detected</w:t>
+      </w:r>
+      <w:proofErr w:type="spellEnd"/>
+      <w:r>
+        <w:rPr>
+          <w:strike/>
+        </w:rPr>
+        <w:t xml:space="preserve"> </w:t>
+      </w:r>
+      <w:proofErr w:type="spellStart"/>
+      <w:r>
+        <w:rPr>
+          <w:strike/>
+        </w:rPr>
+        <w:t>change</w:t>
+      </w:r>
+      <w:proofErr w:type="spellEnd"/>
+      <w:r>
+        <w:rPr>
+          <w:strike/>
+        </w:rPr>
+        <w:t xml:space="preserve"> in 'D:\\Python\\venv\\Lib\\site-packages\\sqlalchemy\\orm\\unitofwork.py', </w:t>
+      </w:r>
+      <w:proofErr w:type="spellStart"/>
+      <w:r>
+        <w:rPr>
+          <w:strike/>
+        </w:rPr>
+        <w:t>reloading</w:t>
+      </w:r>
+      <w:proofErr w:type="spellEnd"/>
+    </w:p>
+    <w:p>
+      <w:pPr>
+        <w:pStyle w:val="Prrafodelista"/>
+        <w:numPr>
+          <w:ilvl w:val="0"/>
+          <w:numId w:val="4"/>
+        </w:numPr>
+        <w:spacing w:after="0"/>
+        <w:ind w:left="284" w:hanging="218"/>
+        <w:rPr>
+          <w:strike/>
+        </w:rPr>
+      </w:pPr>
+      <w:r>
+        <w:rPr>
+          <w:strike/>
+        </w:rPr>
+        <w:t>Alta contacto tampoco funciona al pulsar enviar.</w:t>
+      </w:r>
+    </w:p>
+    <w:p>
+      <w:r>
+        <w:rPr>
+          <w:strike/>
+        </w:rPr>
+        <w:t xml:space="preserve">lee el proyecto adjunto y </w:t>
+      </w:r>
+      <w:r>
+        <w:rPr>
+          <w:strike/>
+        </w:rPr>
+        <w:t>adáptalo</w:t>
+      </w:r>
+      <w:r>
+        <w:rPr>
+          <w:strike/>
+        </w:rPr>
+        <w:t xml:space="preserve"> para que en la pantalla de consulta de contactos aparezca el nombre, en el filtro tratándolo como el apodo, y en la tabla de contactos</w:t>
+      </w:r>
+      <w:r>
+        <w:rPr>
+          <w:strike/>
+        </w:rPr>
+        <w:t xml:space="preserve">. </w:t>
+      </w:r>
+      <w:r>
+        <w:rPr>
+          <w:strike/>
+        </w:rPr>
+        <w:t xml:space="preserve">En la tabla de contactos, cambiar el tamaño de las columnas: </w:t>
+      </w:r>
+      <w:r>
+        <w:rPr>
+          <w:strike/>
+        </w:rPr>
+        <w:t>Apodo</w:t>
+      </w:r>
+      <w:r>
+        <w:rPr>
+          <w:strike/>
+        </w:rPr>
+        <w:t xml:space="preserve"> que ocupe 2/8, </w:t>
+      </w:r>
+      <w:r>
+        <w:rPr>
+          <w:strike/>
+        </w:rPr>
+        <w:t xml:space="preserve">Nombre </w:t>
+      </w:r>
+      <w:r>
+        <w:rPr>
+          <w:strike/>
+        </w:rPr>
+        <w:t>2/8, Etiqueta 1/8 y Notas 3/8</w:t>
+      </w:r>
+      <w:r>
+        <w:rPr>
+          <w:strike/>
+        </w:rPr>
+        <w:t>.</w:t>
+      </w:r>
+    </w:p>
+    <w:p>
+      <w:pPr>
+        <w:pStyle w:val="Prrafodelista"/>
+        <w:numPr>
+          <w:ilvl w:val="0"/>
+          <w:numId w:val="4"/>
+        </w:numPr>
+        <w:spacing w:after="0"/>
+        <w:ind w:left="284" w:hanging="218"/>
+      </w:pPr>
+      <w:r>
+        <w:t>GET /favicon.ico HTTP/1.1" 404</w:t>
+      </w:r>
+      <w:r>
+        <w:t xml:space="preserve">  corregir con un icono de Persona bonito.</w:t>
+      </w:r>
+    </w:p>
+    <w:p>
+      <w:pPr>
+        <w:pStyle w:val="Prrafodelista"/>
+        <w:numPr>
+          <w:ilvl w:val="0"/>
+          <w:numId w:val="4"/>
+        </w:numPr>
+        <w:spacing w:after="0"/>
+        <w:ind w:left="284" w:hanging="218"/>
+      </w:pPr>
+      <w:r>
+        <w:t xml:space="preserve">Añadir campos de </w:t>
+      </w:r>
+      <w:r>
+        <w:t>auditoría</w:t>
+      </w:r>
+      <w:r>
+        <w:t xml:space="preserve"> a la tabla Usuarios.</w:t>
+      </w:r>
+    </w:p>
+    <w:p>
+      <w:pPr>
+        <w:spacing w:after="0"/>
+      </w:pPr>
+    </w:p>
+    <w:p>
+      <w:pPr>
+        <w:pStyle w:val="Prrafodelista"/>
+        <w:numPr>
+          <w:ilvl w:val="0"/>
+          <w:numId w:val="4"/>
+        </w:numPr>
+        <w:spacing w:after="0"/>
+        <w:ind w:left="284" w:hanging="218"/>
+      </w:pPr>
+      <w:r>
+        <w:t xml:space="preserve">Adaptar Importar desde fichero Google, sigue teniendo </w:t>
+      </w:r>
+      <w:r>
+        <w:rPr>
+          <w:b/>
+          <w:bCs/>
+        </w:rPr>
+        <w:t>apellidos</w:t>
+      </w:r>
+      <w:r>
+        <w:t>.</w:t>
+      </w:r>
+    </w:p>
+    <w:p>
+      <w:pPr>
+        <w:spacing w:after="0"/>
         <w:rPr>
           <w:rFonts w:asciiTheme="majorHAnsi" w:eastAsiaTheme="majorEastAsia" w:hAnsiTheme="majorHAnsi" w:cstheme="majorBidi"/>
           <w:color w:val="2F5496" w:themeColor="accent1" w:themeShade="BF"/>
@@ -1765,21 +2487,7 @@
         <w:rPr>
           <w:strike/>
         </w:rPr>
-        <w:t xml:space="preserve">24 </w:t>
-      </w:r>
-      <w:proofErr w:type="gramStart"/>
-      <w:r>
-        <w:rPr>
-          <w:strike/>
-        </w:rPr>
-        <w:t>Marzo</w:t>
-      </w:r>
-      <w:proofErr w:type="gramEnd"/>
-      <w:r>
-        <w:rPr>
-          <w:strike/>
-        </w:rPr>
-        <w:t xml:space="preserve"> 2026 – Caso particular Javi E, no se puede editar, al pulsar el botón NO hace nada.</w:t>
+        <w:t>24 Marzo 2026 – Caso particular Javi E, no se puede editar, al pulsar el botón NO hace nada.</w:t>
       </w:r>
     </w:p>
     <w:p>
@@ -1806,13 +2514,7 @@
         <w:rPr>
           <w:strike/>
         </w:rPr>
-        <w:t xml:space="preserve"> Antonio (Casco Antiguo) (Narval)</w:t>
-      </w:r>
-      <w:r>
-        <w:rPr>
-          <w:strike/>
-        </w:rPr>
-        <w:t xml:space="preserve"> y </w:t>
+        <w:t xml:space="preserve"> Antonio (Casco Antiguo) (Narval) y </w:t>
       </w:r>
       <w:proofErr w:type="spellStart"/>
       <w:r>
@@ -2243,14 +2945,130 @@
       </w:rPr>
     </w:lvl>
   </w:abstractNum>
-  <w:num w:numId="1" w16cid:durableId="1460807367">
+  <w:abstractNum w:abstractNumId="3" w15:restartNumberingAfterBreak="0">
+    <w:nsid w:val="7E7D4EE2"/>
+    <w:multiLevelType w:val="hybridMultilevel"/>
+    <w:tmpl w:val="12D6129A"/>
+    <w:lvl w:ilvl="0" w:tplc="0C0A0001">
+      <w:start w:val="1"/>
+      <w:numFmt w:val="bullet"/>
+      <w:lvlText w:val=""/>
+      <w:lvlJc w:val="left"/>
+      <w:pPr>
+        <w:ind w:left="720" w:hanging="360"/>
+      </w:pPr>
+      <w:rPr>
+        <w:rFonts w:ascii="Symbol" w:hAnsi="Symbol" w:hint="default"/>
+      </w:rPr>
+    </w:lvl>
+    <w:lvl w:ilvl="1" w:tplc="0C0A0003" w:tentative="1">
+      <w:start w:val="1"/>
+      <w:numFmt w:val="bullet"/>
+      <w:lvlText w:val="o"/>
+      <w:lvlJc w:val="left"/>
+      <w:pPr>
+        <w:ind w:left="1440" w:hanging="360"/>
+      </w:pPr>
+      <w:rPr>
+        <w:rFonts w:ascii="Courier New" w:hAnsi="Courier New" w:cs="Courier New" w:hint="default"/>
+      </w:rPr>
+    </w:lvl>
+    <w:lvl w:ilvl="2" w:tplc="0C0A0005" w:tentative="1">
+      <w:start w:val="1"/>
+      <w:numFmt w:val="bullet"/>
+      <w:lvlText w:val=""/>
+      <w:lvlJc w:val="left"/>
+      <w:pPr>
+        <w:ind w:left="2160" w:hanging="360"/>
+      </w:pPr>
+      <w:rPr>
+        <w:rFonts w:ascii="Wingdings" w:hAnsi="Wingdings" w:hint="default"/>
+      </w:rPr>
+    </w:lvl>
+    <w:lvl w:ilvl="3" w:tplc="0C0A0001" w:tentative="1">
+      <w:start w:val="1"/>
+      <w:numFmt w:val="bullet"/>
+      <w:lvlText w:val=""/>
+      <w:lvlJc w:val="left"/>
+      <w:pPr>
+        <w:ind w:left="2880" w:hanging="360"/>
+      </w:pPr>
+      <w:rPr>
+        <w:rFonts w:ascii="Symbol" w:hAnsi="Symbol" w:hint="default"/>
+      </w:rPr>
+    </w:lvl>
+    <w:lvl w:ilvl="4" w:tplc="0C0A0003" w:tentative="1">
+      <w:start w:val="1"/>
+      <w:numFmt w:val="bullet"/>
+      <w:lvlText w:val="o"/>
+      <w:lvlJc w:val="left"/>
+      <w:pPr>
+        <w:ind w:left="3600" w:hanging="360"/>
+      </w:pPr>
+      <w:rPr>
+        <w:rFonts w:ascii="Courier New" w:hAnsi="Courier New" w:cs="Courier New" w:hint="default"/>
+      </w:rPr>
+    </w:lvl>
+    <w:lvl w:ilvl="5" w:tplc="0C0A0005" w:tentative="1">
+      <w:start w:val="1"/>
+      <w:numFmt w:val="bullet"/>
+      <w:lvlText w:val=""/>
+      <w:lvlJc w:val="left"/>
+      <w:pPr>
+        <w:ind w:left="4320" w:hanging="360"/>
+      </w:pPr>
+      <w:rPr>
+        <w:rFonts w:ascii="Wingdings" w:hAnsi="Wingdings" w:hint="default"/>
+      </w:rPr>
+    </w:lvl>
+    <w:lvl w:ilvl="6" w:tplc="0C0A0001" w:tentative="1">
+      <w:start w:val="1"/>
+      <w:numFmt w:val="bullet"/>
+      <w:lvlText w:val=""/>
+      <w:lvlJc w:val="left"/>
+      <w:pPr>
+        <w:ind w:left="5040" w:hanging="360"/>
+      </w:pPr>
+      <w:rPr>
+        <w:rFonts w:ascii="Symbol" w:hAnsi="Symbol" w:hint="default"/>
+      </w:rPr>
+    </w:lvl>
+    <w:lvl w:ilvl="7" w:tplc="0C0A0003" w:tentative="1">
+      <w:start w:val="1"/>
+      <w:numFmt w:val="bullet"/>
+      <w:lvlText w:val="o"/>
+      <w:lvlJc w:val="left"/>
+      <w:pPr>
+        <w:ind w:left="5760" w:hanging="360"/>
+      </w:pPr>
+      <w:rPr>
+        <w:rFonts w:ascii="Courier New" w:hAnsi="Courier New" w:cs="Courier New" w:hint="default"/>
+      </w:rPr>
+    </w:lvl>
+    <w:lvl w:ilvl="8" w:tplc="0C0A0005" w:tentative="1">
+      <w:start w:val="1"/>
+      <w:numFmt w:val="bullet"/>
+      <w:lvlText w:val=""/>
+      <w:lvlJc w:val="left"/>
+      <w:pPr>
+        <w:ind w:left="6480" w:hanging="360"/>
+      </w:pPr>
+      <w:rPr>
+        <w:rFonts w:ascii="Wingdings" w:hAnsi="Wingdings" w:hint="default"/>
+      </w:rPr>
+    </w:lvl>
+  </w:abstractNum>
+  <w:num w:numId="1" w16cid:durableId="1733039672">
     <w:abstractNumId w:val="1"/>
   </w:num>
-  <w:num w:numId="2" w16cid:durableId="1384132894">
+  <w:num w:numId="2" w16cid:durableId="796685844">
     <w:abstractNumId w:val="2"/>
   </w:num>
-  <w:num w:numId="3" w16cid:durableId="1982953279">
+  <w:num w:numId="3" w16cid:durableId="839277537">
     <w:abstractNumId w:val="0"/>
+  </w:num>
+  <w:num w:numId="4" w16cid:durableId="775099045">
+    <w:abstractNumId w:val="3"/>
   </w:num>
 </w:numbering>
 </file>
@@ -2857,6 +3675,7 @@
   <w:style w:type="character" w:default="1" w:styleId="Fuentedeprrafopredeter">
     <w:name w:val="Default Paragraph Font"/>
     <w:uiPriority w:val="1"/>
+    <w:semiHidden/>
     <w:unhideWhenUsed/>
   </w:style>
   <w:style w:type="table" w:default="1" w:styleId="Tablanormal">
